--- a/lessons/3-8-catchup/homework.docx
+++ b/lessons/3-8-catchup/homework.docx
@@ -24,7 +24,7 @@
           <w:i/>
           <w:iCs/>
         </w:rPr>
-        <w:t xml:space="preserve">Lesson 3-8-catchup  •  Standard 6.AT.4</w:t>
+        <w:t xml:space="preserve">Lesson 3-8-catchup  •  Standard 6.AT.2</w:t>
       </w:r>
     </w:p>
     <w:p>
@@ -115,7 +115,7 @@
           <wp:inline distT="0" distB="0" distL="0" distR="0">
             <wp:extent cx="1047750" cy="790575"/>
             <wp:effectExtent t="0" r="0" b="0" l="0"/>
-            <wp:docPr id="1" name="" descr="" title=""/>
+            <wp:docPr id="1" name="Unit Rate" descr="Picture illustrating the vocabulary word &quot;Unit Rate&quot;" title="Unit Rate"/>
             <wp:cNvGraphicFramePr>
               <a:graphicFrameLocks xmlns:a="http://schemas.openxmlformats.org/drawingml/2006/main" noChangeAspect="1"/>
             </wp:cNvGraphicFramePr>
@@ -161,10 +161,10 @@
           <w:b/>
           <w:bCs/>
         </w:rPr>
-        <w:t xml:space="preserve">Unit Rate Problem Solving (Resolución de problemas con tasas unitarias)</w:t>
-      </w:r>
-      <w:r>
-        <w:t xml:space="preserve"> — Find an amount per 1 unit and use it to compare choices or solve a problem.</w:t>
+        <w:t xml:space="preserve">Unit Rate (Tasa unitaria)</w:t>
+      </w:r>
+      <w:r>
+        <w:t xml:space="preserve"> — A rate for just 1 of something, like cost for 1 item.</w:t>
       </w:r>
     </w:p>
     <w:p>
@@ -178,7 +178,70 @@
           <wp:inline distT="0" distB="0" distL="0" distR="0">
             <wp:extent cx="1047750" cy="790575"/>
             <wp:effectExtent t="0" r="0" b="0" l="0"/>
-            <wp:docPr id="1" name="" descr="" title=""/>
+            <wp:docPr id="1" name="Better Buy" descr="Picture illustrating the vocabulary word &quot;Better Buy&quot;" title="Better Buy"/>
+            <wp:cNvGraphicFramePr>
+              <a:graphicFrameLocks xmlns:a="http://schemas.openxmlformats.org/drawingml/2006/main" noChangeAspect="1"/>
+            </wp:cNvGraphicFramePr>
+            <a:graphic xmlns:a="http://schemas.openxmlformats.org/drawingml/2006/main">
+              <a:graphicData uri="http://schemas.openxmlformats.org/drawingml/2006/picture">
+                <pic:pic xmlns:pic="http://schemas.openxmlformats.org/drawingml/2006/picture">
+                  <pic:nvPicPr>
+                    <pic:cNvPr id="0" name="" descr=""/>
+                    <pic:cNvPicPr>
+                      <a:picLocks noChangeAspect="1" noChangeArrowheads="1"/>
+                    </pic:cNvPicPr>
+                  </pic:nvPicPr>
+                  <pic:blipFill>
+                    <a:blip r:embed="rId7" cstate="none"/>
+                    <a:srcRect/>
+                    <a:stretch>
+                      <a:fillRect/>
+                    </a:stretch>
+                  </pic:blipFill>
+                  <pic:spPr bwMode="auto">
+                    <a:xfrm>
+                      <a:off x="0" y="0"/>
+                      <a:ext cx="1047750" cy="790575"/>
+                    </a:xfrm>
+                    <a:prstGeom prst="rect">
+                      <a:avLst/>
+                    </a:prstGeom>
+                  </pic:spPr>
+                </pic:pic>
+              </a:graphicData>
+            </a:graphic>
+          </wp:inline>
+        </w:drawing>
+      </w:r>
+    </w:p>
+    <w:p>
+      <w:pPr>
+        <w:keepNext/>
+        <w:spacing w:after="120"/>
+      </w:pPr>
+      <w:r>
+        <w:rPr>
+          <w:b/>
+          <w:bCs/>
+        </w:rPr>
+        <w:t xml:space="preserve">Better Buy (Mejor compra)</w:t>
+      </w:r>
+      <w:r>
+        <w:t xml:space="preserve"> — The choice that costs less for each item.</w:t>
+      </w:r>
+    </w:p>
+    <w:p>
+      <w:pPr>
+        <w:keepNext/>
+        <w:spacing w:after="20" w:before="80"/>
+        <w:jc w:val="center"/>
+      </w:pPr>
+      <w:r>
+        <w:drawing>
+          <wp:inline distT="0" distB="0" distL="0" distR="0">
+            <wp:extent cx="1047750" cy="790575"/>
+            <wp:effectExtent t="0" r="0" b="0" l="0"/>
+            <wp:docPr id="1" name="Comparison" descr="Picture illustrating the vocabulary word &quot;Comparison&quot;" title="Comparison"/>
             <wp:cNvGraphicFramePr>
               <a:graphicFrameLocks xmlns:a="http://schemas.openxmlformats.org/drawingml/2006/main" noChangeAspect="1"/>
             </wp:cNvGraphicFramePr>
@@ -224,10 +287,10 @@
           <w:b/>
           <w:bCs/>
         </w:rPr>
-        <w:t xml:space="preserve">Unit Rate (Tasa unitaria)</w:t>
-      </w:r>
-      <w:r>
-        <w:t xml:space="preserve"> — A rate for just 1 of something, like cost for 1 item.</w:t>
+        <w:t xml:space="preserve">Comparison (Comparación)</w:t>
+      </w:r>
+      <w:r>
+        <w:t xml:space="preserve"> — Looking at two or more amounts to see how they are related.</w:t>
       </w:r>
     </w:p>
     <w:p>
@@ -241,7 +304,7 @@
           <wp:inline distT="0" distB="0" distL="0" distR="0">
             <wp:extent cx="1047750" cy="790575"/>
             <wp:effectExtent t="0" r="0" b="0" l="0"/>
-            <wp:docPr id="1" name="" descr="" title=""/>
+            <wp:docPr id="1" name="Per Unit" descr="Picture illustrating the vocabulary word &quot;Per Unit&quot;" title="Per Unit"/>
             <wp:cNvGraphicFramePr>
               <a:graphicFrameLocks xmlns:a="http://schemas.openxmlformats.org/drawingml/2006/main" noChangeAspect="1"/>
             </wp:cNvGraphicFramePr>
@@ -255,7 +318,7 @@
                     </pic:cNvPicPr>
                   </pic:nvPicPr>
                   <pic:blipFill>
-                    <a:blip r:embed="rId8" cstate="none"/>
+                    <a:blip r:embed="rId7" cstate="none"/>
                     <a:srcRect/>
                     <a:stretch>
                       <a:fillRect/>
@@ -287,10 +350,10 @@
           <w:b/>
           <w:bCs/>
         </w:rPr>
-        <w:t xml:space="preserve">Better Buy (Mejor compra)</w:t>
-      </w:r>
-      <w:r>
-        <w:t xml:space="preserve"> — The choice that costs less for each item.</w:t>
+        <w:t xml:space="preserve">Per Unit (Por unidad)</w:t>
+      </w:r>
+      <w:r>
+        <w:t xml:space="preserve"> — For each single item.</w:t>
       </w:r>
     </w:p>
     <w:p>
@@ -304,7 +367,70 @@
           <wp:inline distT="0" distB="0" distL="0" distR="0">
             <wp:extent cx="1047750" cy="790575"/>
             <wp:effectExtent t="0" r="0" b="0" l="0"/>
-            <wp:docPr id="1" name="" descr="" title=""/>
+            <wp:docPr id="1" name="Rate" descr="Picture illustrating the vocabulary word &quot;Rate&quot;" title="Rate"/>
+            <wp:cNvGraphicFramePr>
+              <a:graphicFrameLocks xmlns:a="http://schemas.openxmlformats.org/drawingml/2006/main" noChangeAspect="1"/>
+            </wp:cNvGraphicFramePr>
+            <a:graphic xmlns:a="http://schemas.openxmlformats.org/drawingml/2006/main">
+              <a:graphicData uri="http://schemas.openxmlformats.org/drawingml/2006/picture">
+                <pic:pic xmlns:pic="http://schemas.openxmlformats.org/drawingml/2006/picture">
+                  <pic:nvPicPr>
+                    <pic:cNvPr id="0" name="" descr=""/>
+                    <pic:cNvPicPr>
+                      <a:picLocks noChangeAspect="1" noChangeArrowheads="1"/>
+                    </pic:cNvPicPr>
+                  </pic:nvPicPr>
+                  <pic:blipFill>
+                    <a:blip r:embed="rId7" cstate="none"/>
+                    <a:srcRect/>
+                    <a:stretch>
+                      <a:fillRect/>
+                    </a:stretch>
+                  </pic:blipFill>
+                  <pic:spPr bwMode="auto">
+                    <a:xfrm>
+                      <a:off x="0" y="0"/>
+                      <a:ext cx="1047750" cy="790575"/>
+                    </a:xfrm>
+                    <a:prstGeom prst="rect">
+                      <a:avLst/>
+                    </a:prstGeom>
+                  </pic:spPr>
+                </pic:pic>
+              </a:graphicData>
+            </a:graphic>
+          </wp:inline>
+        </w:drawing>
+      </w:r>
+    </w:p>
+    <w:p>
+      <w:pPr>
+        <w:keepNext/>
+        <w:spacing w:after="120"/>
+      </w:pPr>
+      <w:r>
+        <w:rPr>
+          <w:b/>
+          <w:bCs/>
+        </w:rPr>
+        <w:t xml:space="preserve">Rate (Tasa)</w:t>
+      </w:r>
+      <w:r>
+        <w:t xml:space="preserve"> — A ratio comparing two amounts with different units, like miles per hour.</w:t>
+      </w:r>
+    </w:p>
+    <w:p>
+      <w:pPr>
+        <w:keepNext/>
+        <w:spacing w:after="20" w:before="80"/>
+        <w:jc w:val="center"/>
+      </w:pPr>
+      <w:r>
+        <w:drawing>
+          <wp:inline distT="0" distB="0" distL="0" distR="0">
+            <wp:extent cx="1047750" cy="790575"/>
+            <wp:effectExtent t="0" r="0" b="0" l="0"/>
+            <wp:docPr id="1" name="Proportion" descr="Picture illustrating the vocabulary word &quot;Proportion&quot;" title="Proportion"/>
             <wp:cNvGraphicFramePr>
               <a:graphicFrameLocks xmlns:a="http://schemas.openxmlformats.org/drawingml/2006/main" noChangeAspect="1"/>
             </wp:cNvGraphicFramePr>
@@ -350,10 +476,10 @@
           <w:b/>
           <w:bCs/>
         </w:rPr>
-        <w:t xml:space="preserve">Comparison (Comparación)</w:t>
-      </w:r>
-      <w:r>
-        <w:t xml:space="preserve"> — Looking at two or more amounts to see how they are related.</w:t>
+        <w:t xml:space="preserve">Proportion (Proporción)</w:t>
+      </w:r>
+      <w:r>
+        <w:t xml:space="preserve"> — A math sentence saying two ratios are equal. It helps find a missing number.</w:t>
       </w:r>
     </w:p>
     <w:p>
@@ -367,133 +493,7 @@
           <wp:inline distT="0" distB="0" distL="0" distR="0">
             <wp:extent cx="1047750" cy="790575"/>
             <wp:effectExtent t="0" r="0" b="0" l="0"/>
-            <wp:docPr id="1" name="" descr="" title=""/>
-            <wp:cNvGraphicFramePr>
-              <a:graphicFrameLocks xmlns:a="http://schemas.openxmlformats.org/drawingml/2006/main" noChangeAspect="1"/>
-            </wp:cNvGraphicFramePr>
-            <a:graphic xmlns:a="http://schemas.openxmlformats.org/drawingml/2006/main">
-              <a:graphicData uri="http://schemas.openxmlformats.org/drawingml/2006/picture">
-                <pic:pic xmlns:pic="http://schemas.openxmlformats.org/drawingml/2006/picture">
-                  <pic:nvPicPr>
-                    <pic:cNvPr id="0" name="" descr=""/>
-                    <pic:cNvPicPr>
-                      <a:picLocks noChangeAspect="1" noChangeArrowheads="1"/>
-                    </pic:cNvPicPr>
-                  </pic:nvPicPr>
-                  <pic:blipFill>
-                    <a:blip r:embed="rId8" cstate="none"/>
-                    <a:srcRect/>
-                    <a:stretch>
-                      <a:fillRect/>
-                    </a:stretch>
-                  </pic:blipFill>
-                  <pic:spPr bwMode="auto">
-                    <a:xfrm>
-                      <a:off x="0" y="0"/>
-                      <a:ext cx="1047750" cy="790575"/>
-                    </a:xfrm>
-                    <a:prstGeom prst="rect">
-                      <a:avLst/>
-                    </a:prstGeom>
-                  </pic:spPr>
-                </pic:pic>
-              </a:graphicData>
-            </a:graphic>
-          </wp:inline>
-        </w:drawing>
-      </w:r>
-    </w:p>
-    <w:p>
-      <w:pPr>
-        <w:keepNext/>
-        <w:spacing w:after="120"/>
-      </w:pPr>
-      <w:r>
-        <w:rPr>
-          <w:b/>
-          <w:bCs/>
-        </w:rPr>
-        <w:t xml:space="preserve">Per Unit (Por unidad)</w:t>
-      </w:r>
-      <w:r>
-        <w:t xml:space="preserve"> — For each single item.</w:t>
-      </w:r>
-    </w:p>
-    <w:p>
-      <w:pPr>
-        <w:keepNext/>
-        <w:spacing w:after="20" w:before="80"/>
-        <w:jc w:val="center"/>
-      </w:pPr>
-      <w:r>
-        <w:drawing>
-          <wp:inline distT="0" distB="0" distL="0" distR="0">
-            <wp:extent cx="1047750" cy="790575"/>
-            <wp:effectExtent t="0" r="0" b="0" l="0"/>
-            <wp:docPr id="1" name="" descr="" title=""/>
-            <wp:cNvGraphicFramePr>
-              <a:graphicFrameLocks xmlns:a="http://schemas.openxmlformats.org/drawingml/2006/main" noChangeAspect="1"/>
-            </wp:cNvGraphicFramePr>
-            <a:graphic xmlns:a="http://schemas.openxmlformats.org/drawingml/2006/main">
-              <a:graphicData uri="http://schemas.openxmlformats.org/drawingml/2006/picture">
-                <pic:pic xmlns:pic="http://schemas.openxmlformats.org/drawingml/2006/picture">
-                  <pic:nvPicPr>
-                    <pic:cNvPr id="0" name="" descr=""/>
-                    <pic:cNvPicPr>
-                      <a:picLocks noChangeAspect="1" noChangeArrowheads="1"/>
-                    </pic:cNvPicPr>
-                  </pic:nvPicPr>
-                  <pic:blipFill>
-                    <a:blip r:embed="rId8" cstate="none"/>
-                    <a:srcRect/>
-                    <a:stretch>
-                      <a:fillRect/>
-                    </a:stretch>
-                  </pic:blipFill>
-                  <pic:spPr bwMode="auto">
-                    <a:xfrm>
-                      <a:off x="0" y="0"/>
-                      <a:ext cx="1047750" cy="790575"/>
-                    </a:xfrm>
-                    <a:prstGeom prst="rect">
-                      <a:avLst/>
-                    </a:prstGeom>
-                  </pic:spPr>
-                </pic:pic>
-              </a:graphicData>
-            </a:graphic>
-          </wp:inline>
-        </w:drawing>
-      </w:r>
-    </w:p>
-    <w:p>
-      <w:pPr>
-        <w:keepNext/>
-        <w:spacing w:after="120"/>
-      </w:pPr>
-      <w:r>
-        <w:rPr>
-          <w:b/>
-          <w:bCs/>
-        </w:rPr>
-        <w:t xml:space="preserve">Rate (Tasa)</w:t>
-      </w:r>
-      <w:r>
-        <w:t xml:space="preserve"> — A ratio comparing two amounts with different units, like miles per hour.</w:t>
-      </w:r>
-    </w:p>
-    <w:p>
-      <w:pPr>
-        <w:keepNext/>
-        <w:spacing w:after="20" w:before="80"/>
-        <w:jc w:val="center"/>
-      </w:pPr>
-      <w:r>
-        <w:drawing>
-          <wp:inline distT="0" distB="0" distL="0" distR="0">
-            <wp:extent cx="1047750" cy="790575"/>
-            <wp:effectExtent t="0" r="0" b="0" l="0"/>
-            <wp:docPr id="1" name="" descr="" title=""/>
+            <wp:docPr id="1" name="Percent" descr="Picture illustrating the vocabulary word &quot;Percent&quot;" title="Percent"/>
             <wp:cNvGraphicFramePr>
               <a:graphicFrameLocks xmlns:a="http://schemas.openxmlformats.org/drawingml/2006/main" noChangeAspect="1"/>
             </wp:cNvGraphicFramePr>
@@ -539,10 +539,10 @@
           <w:b/>
           <w:bCs/>
         </w:rPr>
-        <w:t xml:space="preserve">Proportion (Proporción)</w:t>
-      </w:r>
-      <w:r>
-        <w:t xml:space="preserve"> — A math sentence saying two ratios are equal. It helps find a missing number.</w:t>
+        <w:t xml:space="preserve">Percent (Porcentaje)</w:t>
+      </w:r>
+      <w:r>
+        <w:t xml:space="preserve"> — A way to compare a number to 100, shown with the % sign.</w:t>
       </w:r>
     </w:p>
     <w:p>
@@ -556,70 +556,7 @@
           <wp:inline distT="0" distB="0" distL="0" distR="0">
             <wp:extent cx="1047750" cy="790575"/>
             <wp:effectExtent t="0" r="0" b="0" l="0"/>
-            <wp:docPr id="1" name="" descr="" title=""/>
-            <wp:cNvGraphicFramePr>
-              <a:graphicFrameLocks xmlns:a="http://schemas.openxmlformats.org/drawingml/2006/main" noChangeAspect="1"/>
-            </wp:cNvGraphicFramePr>
-            <a:graphic xmlns:a="http://schemas.openxmlformats.org/drawingml/2006/main">
-              <a:graphicData uri="http://schemas.openxmlformats.org/drawingml/2006/picture">
-                <pic:pic xmlns:pic="http://schemas.openxmlformats.org/drawingml/2006/picture">
-                  <pic:nvPicPr>
-                    <pic:cNvPr id="0" name="" descr=""/>
-                    <pic:cNvPicPr>
-                      <a:picLocks noChangeAspect="1" noChangeArrowheads="1"/>
-                    </pic:cNvPicPr>
-                  </pic:nvPicPr>
-                  <pic:blipFill>
-                    <a:blip r:embed="rId7" cstate="none"/>
-                    <a:srcRect/>
-                    <a:stretch>
-                      <a:fillRect/>
-                    </a:stretch>
-                  </pic:blipFill>
-                  <pic:spPr bwMode="auto">
-                    <a:xfrm>
-                      <a:off x="0" y="0"/>
-                      <a:ext cx="1047750" cy="790575"/>
-                    </a:xfrm>
-                    <a:prstGeom prst="rect">
-                      <a:avLst/>
-                    </a:prstGeom>
-                  </pic:spPr>
-                </pic:pic>
-              </a:graphicData>
-            </a:graphic>
-          </wp:inline>
-        </w:drawing>
-      </w:r>
-    </w:p>
-    <w:p>
-      <w:pPr>
-        <w:keepNext/>
-        <w:spacing w:after="120"/>
-      </w:pPr>
-      <w:r>
-        <w:rPr>
-          <w:b/>
-          <w:bCs/>
-        </w:rPr>
-        <w:t xml:space="preserve">Convert Measurement Units (Convertir unidades de medida)</w:t>
-      </w:r>
-      <w:r>
-        <w:t xml:space="preserve"> — Rename a measurement in a different unit without changing its amount.</w:t>
-      </w:r>
-    </w:p>
-    <w:p>
-      <w:pPr>
-        <w:keepNext/>
-        <w:spacing w:after="20" w:before="80"/>
-        <w:jc w:val="center"/>
-      </w:pPr>
-      <w:r>
-        <w:drawing>
-          <wp:inline distT="0" distB="0" distL="0" distR="0">
-            <wp:extent cx="1047750" cy="790575"/>
-            <wp:effectExtent t="0" r="0" b="0" l="0"/>
-            <wp:docPr id="1" name="" descr="" title=""/>
+            <wp:docPr id="1" name="Percent Problem Solving" descr="Picture illustrating the vocabulary word &quot;Percent Problem Solving&quot;" title="Percent Problem Solving"/>
             <wp:cNvGraphicFramePr>
               <a:graphicFrameLocks xmlns:a="http://schemas.openxmlformats.org/drawingml/2006/main" noChangeAspect="1"/>
             </wp:cNvGraphicFramePr>
@@ -665,10 +602,10 @@
           <w:b/>
           <w:bCs/>
         </w:rPr>
-        <w:t xml:space="preserve">Percent of a Number (Porcentaje de un número)</w:t>
-      </w:r>
-      <w:r>
-        <w:t xml:space="preserve"> — A part of a number found by multiplying the number by the percent written as a decimal.</w:t>
+        <w:t xml:space="preserve">Percent Problem Solving (Resolución de problemas con porcentajes)</w:t>
+      </w:r>
+      <w:r>
+        <w:t xml:space="preserve"> — Use a percent to find a part, a whole, or a percent change in a real situation.</w:t>
       </w:r>
     </w:p>
     <w:p>
@@ -682,70 +619,7 @@
           <wp:inline distT="0" distB="0" distL="0" distR="0">
             <wp:extent cx="1047750" cy="790575"/>
             <wp:effectExtent t="0" r="0" b="0" l="0"/>
-            <wp:docPr id="1" name="" descr="" title=""/>
-            <wp:cNvGraphicFramePr>
-              <a:graphicFrameLocks xmlns:a="http://schemas.openxmlformats.org/drawingml/2006/main" noChangeAspect="1"/>
-            </wp:cNvGraphicFramePr>
-            <a:graphic xmlns:a="http://schemas.openxmlformats.org/drawingml/2006/main">
-              <a:graphicData uri="http://schemas.openxmlformats.org/drawingml/2006/picture">
-                <pic:pic xmlns:pic="http://schemas.openxmlformats.org/drawingml/2006/picture">
-                  <pic:nvPicPr>
-                    <pic:cNvPr id="0" name="" descr=""/>
-                    <pic:cNvPicPr>
-                      <a:picLocks noChangeAspect="1" noChangeArrowheads="1"/>
-                    </pic:cNvPicPr>
-                  </pic:nvPicPr>
-                  <pic:blipFill>
-                    <a:blip r:embed="rId11" cstate="none"/>
-                    <a:srcRect/>
-                    <a:stretch>
-                      <a:fillRect/>
-                    </a:stretch>
-                  </pic:blipFill>
-                  <pic:spPr bwMode="auto">
-                    <a:xfrm>
-                      <a:off x="0" y="0"/>
-                      <a:ext cx="1047750" cy="790575"/>
-                    </a:xfrm>
-                    <a:prstGeom prst="rect">
-                      <a:avLst/>
-                    </a:prstGeom>
-                  </pic:spPr>
-                </pic:pic>
-              </a:graphicData>
-            </a:graphic>
-          </wp:inline>
-        </w:drawing>
-      </w:r>
-    </w:p>
-    <w:p>
-      <w:pPr>
-        <w:keepNext/>
-        <w:spacing w:after="120"/>
-      </w:pPr>
-      <w:r>
-        <w:rPr>
-          <w:b/>
-          <w:bCs/>
-        </w:rPr>
-        <w:t xml:space="preserve">Determine the Whole Given the Part and Percent (Hallar el total dados la parte y el porcentaje)</w:t>
-      </w:r>
-      <w:r>
-        <w:t xml:space="preserve"> — Working backwards from a part and its percent to find the whole amount it came from.</w:t>
-      </w:r>
-    </w:p>
-    <w:p>
-      <w:pPr>
-        <w:keepNext/>
-        <w:spacing w:after="20" w:before="80"/>
-        <w:jc w:val="center"/>
-      </w:pPr>
-      <w:r>
-        <w:drawing>
-          <wp:inline distT="0" distB="0" distL="0" distR="0">
-            <wp:extent cx="1047750" cy="790575"/>
-            <wp:effectExtent t="0" r="0" b="0" l="0"/>
-            <wp:docPr id="1" name="" descr="" title=""/>
+            <wp:docPr id="1" name="Discount" descr="Picture illustrating the vocabulary word &quot;Discount&quot;" title="Discount"/>
             <wp:cNvGraphicFramePr>
               <a:graphicFrameLocks xmlns:a="http://schemas.openxmlformats.org/drawingml/2006/main" noChangeAspect="1"/>
             </wp:cNvGraphicFramePr>
@@ -791,10 +665,10 @@
           <w:b/>
           <w:bCs/>
         </w:rPr>
-        <w:t xml:space="preserve">Percent (Porcentaje)</w:t>
-      </w:r>
-      <w:r>
-        <w:t xml:space="preserve"> — A way to compare a number to 100, shown with the % sign.</w:t>
+        <w:t xml:space="preserve">Discount (Descuento)</w:t>
+      </w:r>
+      <w:r>
+        <w:t xml:space="preserve"> — Money taken off the first price to make it cheaper.</w:t>
       </w:r>
     </w:p>
     <w:p>
@@ -808,70 +682,7 @@
           <wp:inline distT="0" distB="0" distL="0" distR="0">
             <wp:extent cx="1047750" cy="790575"/>
             <wp:effectExtent t="0" r="0" b="0" l="0"/>
-            <wp:docPr id="1" name="" descr="" title=""/>
-            <wp:cNvGraphicFramePr>
-              <a:graphicFrameLocks xmlns:a="http://schemas.openxmlformats.org/drawingml/2006/main" noChangeAspect="1"/>
-            </wp:cNvGraphicFramePr>
-            <a:graphic xmlns:a="http://schemas.openxmlformats.org/drawingml/2006/main">
-              <a:graphicData uri="http://schemas.openxmlformats.org/drawingml/2006/picture">
-                <pic:pic xmlns:pic="http://schemas.openxmlformats.org/drawingml/2006/picture">
-                  <pic:nvPicPr>
-                    <pic:cNvPr id="0" name="" descr=""/>
-                    <pic:cNvPicPr>
-                      <a:picLocks noChangeAspect="1" noChangeArrowheads="1"/>
-                    </pic:cNvPicPr>
-                  </pic:nvPicPr>
-                  <pic:blipFill>
-                    <a:blip r:embed="rId11" cstate="none"/>
-                    <a:srcRect/>
-                    <a:stretch>
-                      <a:fillRect/>
-                    </a:stretch>
-                  </pic:blipFill>
-                  <pic:spPr bwMode="auto">
-                    <a:xfrm>
-                      <a:off x="0" y="0"/>
-                      <a:ext cx="1047750" cy="790575"/>
-                    </a:xfrm>
-                    <a:prstGeom prst="rect">
-                      <a:avLst/>
-                    </a:prstGeom>
-                  </pic:spPr>
-                </pic:pic>
-              </a:graphicData>
-            </a:graphic>
-          </wp:inline>
-        </w:drawing>
-      </w:r>
-    </w:p>
-    <w:p>
-      <w:pPr>
-        <w:keepNext/>
-        <w:spacing w:after="120"/>
-      </w:pPr>
-      <w:r>
-        <w:rPr>
-          <w:b/>
-          <w:bCs/>
-        </w:rPr>
-        <w:t xml:space="preserve">Percent Problem Solving (Resolución de problemas con porcentajes)</w:t>
-      </w:r>
-      <w:r>
-        <w:t xml:space="preserve"> — Use a percent to find a part, a whole, or a percent change in a real situation.</w:t>
-      </w:r>
-    </w:p>
-    <w:p>
-      <w:pPr>
-        <w:keepNext/>
-        <w:spacing w:after="20" w:before="80"/>
-        <w:jc w:val="center"/>
-      </w:pPr>
-      <w:r>
-        <w:drawing>
-          <wp:inline distT="0" distB="0" distL="0" distR="0">
-            <wp:extent cx="1047750" cy="790575"/>
-            <wp:effectExtent t="0" r="0" b="0" l="0"/>
-            <wp:docPr id="1" name="" descr="" title=""/>
+            <wp:docPr id="1" name="Conversion Factor" descr="Picture illustrating the vocabulary word &quot;Conversion Factor&quot;" title="Conversion Factor"/>
             <wp:cNvGraphicFramePr>
               <a:graphicFrameLocks xmlns:a="http://schemas.openxmlformats.org/drawingml/2006/main" noChangeAspect="1"/>
             </wp:cNvGraphicFramePr>
@@ -917,10 +728,10 @@
           <w:b/>
           <w:bCs/>
         </w:rPr>
-        <w:t xml:space="preserve">Discount (Descuento)</w:t>
-      </w:r>
-      <w:r>
-        <w:t xml:space="preserve"> — Money taken off the first price to make it cheaper.</w:t>
+        <w:t xml:space="preserve">Conversion Factor (Factor de conversión)</w:t>
+      </w:r>
+      <w:r>
+        <w:t xml:space="preserve"> — A ratio that helps you change one unit into another.</w:t>
       </w:r>
     </w:p>
     <w:p>
@@ -934,7 +745,7 @@
           <wp:inline distT="0" distB="0" distL="0" distR="0">
             <wp:extent cx="1047750" cy="790575"/>
             <wp:effectExtent t="0" r="0" b="0" l="0"/>
-            <wp:docPr id="1" name="" descr="" title=""/>
+            <wp:docPr id="1" name="Base" descr="Picture illustrating the vocabulary word &quot;Base&quot;" title="Base"/>
             <wp:cNvGraphicFramePr>
               <a:graphicFrameLocks xmlns:a="http://schemas.openxmlformats.org/drawingml/2006/main" noChangeAspect="1"/>
             </wp:cNvGraphicFramePr>
@@ -980,10 +791,10 @@
           <w:b/>
           <w:bCs/>
         </w:rPr>
-        <w:t xml:space="preserve">Conversion Factor (Factor de conversión)</w:t>
-      </w:r>
-      <w:r>
-        <w:t xml:space="preserve"> — A ratio that helps you change one unit into another.</w:t>
+        <w:t xml:space="preserve">Base (Base)</w:t>
+      </w:r>
+      <w:r>
+        <w:t xml:space="preserve"> — The number you take the percent OF — it is the number right after the word 'of'.</w:t>
       </w:r>
     </w:p>
     <w:p>
@@ -997,7 +808,7 @@
           <wp:inline distT="0" distB="0" distL="0" distR="0">
             <wp:extent cx="1047750" cy="790575"/>
             <wp:effectExtent t="0" r="0" b="0" l="0"/>
-            <wp:docPr id="1" name="" descr="" title=""/>
+            <wp:docPr id="1" name="Markup" descr="Picture illustrating the vocabulary word &quot;Markup&quot;" title="Markup"/>
             <wp:cNvGraphicFramePr>
               <a:graphicFrameLocks xmlns:a="http://schemas.openxmlformats.org/drawingml/2006/main" noChangeAspect="1"/>
             </wp:cNvGraphicFramePr>
@@ -1043,10 +854,10 @@
           <w:b/>
           <w:bCs/>
         </w:rPr>
-        <w:t xml:space="preserve">Base (Base)</w:t>
-      </w:r>
-      <w:r>
-        <w:t xml:space="preserve"> — The number you take the percent OF — it is the number right after the word 'of'.</w:t>
+        <w:t xml:space="preserve">Markup (Recargo (margen))</w:t>
+      </w:r>
+      <w:r>
+        <w:t xml:space="preserve"> — Money added to the cost to set the selling price.</w:t>
       </w:r>
     </w:p>
     <w:p>
@@ -1060,7 +871,7 @@
           <wp:inline distT="0" distB="0" distL="0" distR="0">
             <wp:extent cx="1047750" cy="790575"/>
             <wp:effectExtent t="0" r="0" b="0" l="0"/>
-            <wp:docPr id="1" name="" descr="" title=""/>
+            <wp:docPr id="1" name="Unit" descr="Picture illustrating the vocabulary word &quot;Unit&quot;" title="Unit"/>
             <wp:cNvGraphicFramePr>
               <a:graphicFrameLocks xmlns:a="http://schemas.openxmlformats.org/drawingml/2006/main" noChangeAspect="1"/>
             </wp:cNvGraphicFramePr>
@@ -1074,7 +885,7 @@
                     </pic:cNvPicPr>
                   </pic:nvPicPr>
                   <pic:blipFill>
-                    <a:blip r:embed="rId16" cstate="none"/>
+                    <a:blip r:embed="rId13" cstate="none"/>
                     <a:srcRect/>
                     <a:stretch>
                       <a:fillRect/>
@@ -1106,69 +917,6 @@
           <w:b/>
           <w:bCs/>
         </w:rPr>
-        <w:t xml:space="preserve">Markup (Recargo (margen))</w:t>
-      </w:r>
-      <w:r>
-        <w:t xml:space="preserve"> — Money added to the cost to set the selling price.</w:t>
-      </w:r>
-    </w:p>
-    <w:p>
-      <w:pPr>
-        <w:keepNext/>
-        <w:spacing w:after="20" w:before="80"/>
-        <w:jc w:val="center"/>
-      </w:pPr>
-      <w:r>
-        <w:drawing>
-          <wp:inline distT="0" distB="0" distL="0" distR="0">
-            <wp:extent cx="1047750" cy="790575"/>
-            <wp:effectExtent t="0" r="0" b="0" l="0"/>
-            <wp:docPr id="1" name="" descr="" title=""/>
-            <wp:cNvGraphicFramePr>
-              <a:graphicFrameLocks xmlns:a="http://schemas.openxmlformats.org/drawingml/2006/main" noChangeAspect="1"/>
-            </wp:cNvGraphicFramePr>
-            <a:graphic xmlns:a="http://schemas.openxmlformats.org/drawingml/2006/main">
-              <a:graphicData uri="http://schemas.openxmlformats.org/drawingml/2006/picture">
-                <pic:pic xmlns:pic="http://schemas.openxmlformats.org/drawingml/2006/picture">
-                  <pic:nvPicPr>
-                    <pic:cNvPr id="0" name="" descr=""/>
-                    <pic:cNvPicPr>
-                      <a:picLocks noChangeAspect="1" noChangeArrowheads="1"/>
-                    </pic:cNvPicPr>
-                  </pic:nvPicPr>
-                  <pic:blipFill>
-                    <a:blip r:embed="rId14" cstate="none"/>
-                    <a:srcRect/>
-                    <a:stretch>
-                      <a:fillRect/>
-                    </a:stretch>
-                  </pic:blipFill>
-                  <pic:spPr bwMode="auto">
-                    <a:xfrm>
-                      <a:off x="0" y="0"/>
-                      <a:ext cx="1047750" cy="790575"/>
-                    </a:xfrm>
-                    <a:prstGeom prst="rect">
-                      <a:avLst/>
-                    </a:prstGeom>
-                  </pic:spPr>
-                </pic:pic>
-              </a:graphicData>
-            </a:graphic>
-          </wp:inline>
-        </w:drawing>
-      </w:r>
-    </w:p>
-    <w:p>
-      <w:pPr>
-        <w:keepNext/>
-        <w:spacing w:after="120"/>
-      </w:pPr>
-      <w:r>
-        <w:rPr>
-          <w:b/>
-          <w:bCs/>
-        </w:rPr>
         <w:t xml:space="preserve">Unit (Unidad)</w:t>
       </w:r>
       <w:r>
@@ -1217,31 +965,31 @@
         <w:spacing w:after="40" w:before="0"/>
       </w:pPr>
       <w:r>
-        <w:t xml:space="preserve">     A. 6 for $4.50 — $0.75 each</w:t>
-      </w:r>
-    </w:p>
-    <w:p>
-      <w:pPr>
-        <w:spacing w:after="40" w:before="0"/>
-      </w:pPr>
-      <w:r>
-        <w:t xml:space="preserve">     B. 10 for $8.00 — $0.80 each</w:t>
-      </w:r>
-    </w:p>
-    <w:p>
-      <w:pPr>
-        <w:spacing w:after="40" w:before="0"/>
-      </w:pPr>
-      <w:r>
-        <w:t xml:space="preserve">     C. They cost the same per ball</w:t>
-      </w:r>
-    </w:p>
-    <w:p>
-      <w:pPr>
-        <w:spacing w:after="40" w:before="0"/>
-      </w:pPr>
-      <w:r>
-        <w:t xml:space="preserve">     D. Not enough information</w:t>
+        <w:t xml:space="preserve">     A. 10 for $8.00 — $0.80 each</w:t>
+      </w:r>
+    </w:p>
+    <w:p>
+      <w:pPr>
+        <w:spacing w:after="40" w:before="0"/>
+      </w:pPr>
+      <w:r>
+        <w:t xml:space="preserve">     B. They cost the same per ball</w:t>
+      </w:r>
+    </w:p>
+    <w:p>
+      <w:pPr>
+        <w:spacing w:after="40" w:before="0"/>
+      </w:pPr>
+      <w:r>
+        <w:t xml:space="preserve">     C. Not enough information</w:t>
+      </w:r>
+    </w:p>
+    <w:p>
+      <w:pPr>
+        <w:spacing w:after="40" w:before="0"/>
+      </w:pPr>
+      <w:r>
+        <w:t xml:space="preserve">     D. 6 for $4.50 — $0.75 each</w:t>
       </w:r>
     </w:p>
     <w:p>
@@ -1272,31 +1020,31 @@
         <w:spacing w:after="40" w:before="0"/>
       </w:pPr>
       <w:r>
-        <w:t xml:space="preserve">     A. 3 ounces per minute</w:t>
-      </w:r>
-    </w:p>
-    <w:p>
-      <w:pPr>
-        <w:spacing w:after="40" w:before="0"/>
-      </w:pPr>
-      <w:r>
-        <w:t xml:space="preserve">     B. 5 ounces per minute</w:t>
-      </w:r>
-    </w:p>
-    <w:p>
-      <w:pPr>
-        <w:spacing w:after="40" w:before="0"/>
-      </w:pPr>
-      <w:r>
-        <w:t xml:space="preserve">     C. 15 ounces per minute</w:t>
-      </w:r>
-    </w:p>
-    <w:p>
-      <w:pPr>
-        <w:spacing w:after="40" w:before="0"/>
-      </w:pPr>
-      <w:r>
-        <w:t xml:space="preserve">     D. 0.33 ounces per minute</w:t>
+        <w:t xml:space="preserve">     A. 0.33 ounces per minute</w:t>
+      </w:r>
+    </w:p>
+    <w:p>
+      <w:pPr>
+        <w:spacing w:after="40" w:before="0"/>
+      </w:pPr>
+      <w:r>
+        <w:t xml:space="preserve">     B. 3 ounces per minute</w:t>
+      </w:r>
+    </w:p>
+    <w:p>
+      <w:pPr>
+        <w:spacing w:after="40" w:before="0"/>
+      </w:pPr>
+      <w:r>
+        <w:t xml:space="preserve">     C. 5 ounces per minute</w:t>
+      </w:r>
+    </w:p>
+    <w:p>
+      <w:pPr>
+        <w:spacing w:after="40" w:before="0"/>
+      </w:pPr>
+      <w:r>
+        <w:t xml:space="preserve">     D. 15 ounces per minute</w:t>
       </w:r>
     </w:p>
     <w:p>
@@ -1327,23 +1075,23 @@
         <w:spacing w:after="40" w:before="0"/>
       </w:pPr>
       <w:r>
-        <w:t xml:space="preserve">     A. 80 tokens</w:t>
-      </w:r>
-    </w:p>
-    <w:p>
-      <w:pPr>
-        <w:spacing w:after="40" w:before="0"/>
-      </w:pPr>
-      <w:r>
-        <w:t xml:space="preserve">     B. 60 tokens</w:t>
-      </w:r>
-    </w:p>
-    <w:p>
-      <w:pPr>
-        <w:spacing w:after="40" w:before="0"/>
-      </w:pPr>
-      <w:r>
-        <w:t xml:space="preserve">     C. 72 tokens</w:t>
+        <w:t xml:space="preserve">     A. 60 tokens</w:t>
+      </w:r>
+    </w:p>
+    <w:p>
+      <w:pPr>
+        <w:spacing w:after="40" w:before="0"/>
+      </w:pPr>
+      <w:r>
+        <w:t xml:space="preserve">     B. 72 tokens</w:t>
+      </w:r>
+    </w:p>
+    <w:p>
+      <w:pPr>
+        <w:spacing w:after="40" w:before="0"/>
+      </w:pPr>
+      <w:r>
+        <w:t xml:space="preserve">     C. 80 tokens</w:t>
       </w:r>
     </w:p>
     <w:p>
@@ -1382,7 +1130,7 @@
         <w:spacing w:after="40" w:before="0"/>
       </w:pPr>
       <w:r>
-        <w:t xml:space="preserve">     A. 540 widgets</w:t>
+        <w:t xml:space="preserve">     A. 360 widgets</w:t>
       </w:r>
     </w:p>
     <w:p>
@@ -1398,7 +1146,7 @@
         <w:spacing w:after="40" w:before="0"/>
       </w:pPr>
       <w:r>
-        <w:t xml:space="preserve">     C. 360 widgets</w:t>
+        <w:t xml:space="preserve">     C. 540 widgets</w:t>
       </w:r>
     </w:p>
     <w:p>
@@ -1437,15 +1185,15 @@
         <w:spacing w:after="40" w:before="0"/>
       </w:pPr>
       <w:r>
-        <w:t xml:space="preserve">     A. 2 feet 6 inches</w:t>
-      </w:r>
-    </w:p>
-    <w:p>
-      <w:pPr>
-        <w:spacing w:after="40" w:before="0"/>
-      </w:pPr>
-      <w:r>
-        <w:t xml:space="preserve">     B. 3 feet 0 inches</w:t>
+        <w:t xml:space="preserve">     A. 1 foot 18 inches</w:t>
+      </w:r>
+    </w:p>
+    <w:p>
+      <w:pPr>
+        <w:spacing w:after="40" w:before="0"/>
+      </w:pPr>
+      <w:r>
+        <w:t xml:space="preserve">     B. 2 feet 6 inches</w:t>
       </w:r>
     </w:p>
     <w:p>
@@ -1461,7 +1209,7 @@
         <w:spacing w:after="40" w:before="0"/>
       </w:pPr>
       <w:r>
-        <w:t xml:space="preserve">     D. 1 foot 18 inches</w:t>
+        <w:t xml:space="preserve">     D. 3 feet 0 inches</w:t>
       </w:r>
     </w:p>
     <w:p>
@@ -1581,7 +1329,7 @@
         <w:spacing w:after="40" w:before="0"/>
       </w:pPr>
       <w:r>
-        <w:t xml:space="preserve">     A. 36 tickets</w:t>
+        <w:t xml:space="preserve">     A. 15 tickets</w:t>
       </w:r>
     </w:p>
     <w:p>
@@ -1597,7 +1345,7 @@
         <w:spacing w:after="40" w:before="0"/>
       </w:pPr>
       <w:r>
-        <w:t xml:space="preserve">     C. 15 tickets</w:t>
+        <w:t xml:space="preserve">     C. 36 tickets</w:t>
       </w:r>
     </w:p>
     <w:p>
@@ -1636,23 +1384,23 @@
         <w:spacing w:after="40" w:before="0"/>
       </w:pPr>
       <w:r>
-        <w:t xml:space="preserve">     A. 80%</w:t>
-      </w:r>
-    </w:p>
-    <w:p>
-      <w:pPr>
-        <w:spacing w:after="40" w:before="0"/>
-      </w:pPr>
-      <w:r>
-        <w:t xml:space="preserve">     B. 72%</w:t>
-      </w:r>
-    </w:p>
-    <w:p>
-      <w:pPr>
-        <w:spacing w:after="40" w:before="0"/>
-      </w:pPr>
-      <w:r>
-        <w:t xml:space="preserve">     C. 75%</w:t>
+        <w:t xml:space="preserve">     A. 72%</w:t>
+      </w:r>
+    </w:p>
+    <w:p>
+      <w:pPr>
+        <w:spacing w:after="40" w:before="0"/>
+      </w:pPr>
+      <w:r>
+        <w:t xml:space="preserve">     B. 75%</w:t>
+      </w:r>
+    </w:p>
+    <w:p>
+      <w:pPr>
+        <w:spacing w:after="40" w:before="0"/>
+      </w:pPr>
+      <w:r>
+        <w:t xml:space="preserve">     C. 80%</w:t>
       </w:r>
     </w:p>
     <w:p>
@@ -1691,23 +1439,23 @@
         <w:spacing w:after="40" w:before="0"/>
       </w:pPr>
       <w:r>
-        <w:t xml:space="preserve">     A. $38,000</w:t>
-      </w:r>
-    </w:p>
-    <w:p>
-      <w:pPr>
-        <w:spacing w:after="40" w:before="0"/>
-      </w:pPr>
-      <w:r>
-        <w:t xml:space="preserve">     B. $18,620</w:t>
-      </w:r>
-    </w:p>
-    <w:p>
-      <w:pPr>
-        <w:spacing w:after="40" w:before="0"/>
-      </w:pPr>
-      <w:r>
-        <w:t xml:space="preserve">     C. $26,670</w:t>
+        <w:t xml:space="preserve">     A. $18,620</w:t>
+      </w:r>
+    </w:p>
+    <w:p>
+      <w:pPr>
+        <w:spacing w:after="40" w:before="0"/>
+      </w:pPr>
+      <w:r>
+        <w:t xml:space="preserve">     B. $26,670</w:t>
+      </w:r>
+    </w:p>
+    <w:p>
+      <w:pPr>
+        <w:spacing w:after="40" w:before="0"/>
+      </w:pPr>
+      <w:r>
+        <w:t xml:space="preserve">     C. $38,000</w:t>
       </w:r>
     </w:p>
     <w:p>
@@ -1746,31 +1494,31 @@
         <w:spacing w:after="40" w:before="0"/>
       </w:pPr>
       <w:r>
-        <w:t xml:space="preserve">     A. 18 is the part, 30% is the percent, the class size is the whole</w:t>
-      </w:r>
-    </w:p>
-    <w:p>
-      <w:pPr>
-        <w:spacing w:after="40" w:before="0"/>
-      </w:pPr>
-      <w:r>
-        <w:t xml:space="preserve">     B. 18 is the whole, 30% is the part</w:t>
-      </w:r>
-    </w:p>
-    <w:p>
-      <w:pPr>
-        <w:spacing w:after="40" w:before="0"/>
-      </w:pPr>
-      <w:r>
-        <w:t xml:space="preserve">     C. 30 is the part, 18 is the percent</w:t>
-      </w:r>
-    </w:p>
-    <w:p>
-      <w:pPr>
-        <w:spacing w:after="40" w:before="0"/>
-      </w:pPr>
-      <w:r>
-        <w:t xml:space="preserve">     D. The class size is the part</w:t>
+        <w:t xml:space="preserve">     A. 18 is the whole, 30% is the part</w:t>
+      </w:r>
+    </w:p>
+    <w:p>
+      <w:pPr>
+        <w:spacing w:after="40" w:before="0"/>
+      </w:pPr>
+      <w:r>
+        <w:t xml:space="preserve">     B. 30 is the part, 18 is the percent</w:t>
+      </w:r>
+    </w:p>
+    <w:p>
+      <w:pPr>
+        <w:spacing w:after="40" w:before="0"/>
+      </w:pPr>
+      <w:r>
+        <w:t xml:space="preserve">     C. The class size is the part</w:t>
+      </w:r>
+    </w:p>
+    <w:p>
+      <w:pPr>
+        <w:spacing w:after="40" w:before="0"/>
+      </w:pPr>
+      <w:r>
+        <w:t xml:space="preserve">     D. 18 is the part, 30% is the percent, the class size is the whole</w:t>
       </w:r>
     </w:p>
     <w:p>
@@ -1811,7 +1559,7 @@
           <w:b/>
           <w:bCs/>
         </w:rPr>
-        <w:t xml:space="preserve">1. A. 6 for $4.50 — $0.75 each</w:t>
+        <w:t xml:space="preserve">1. D. 6 for $4.50 — $0.75 each</w:t>
       </w:r>
     </w:p>
     <w:p>
@@ -1843,7 +1591,7 @@
           <w:b/>
           <w:bCs/>
         </w:rPr>
-        <w:t xml:space="preserve">2. A. 3 ounces per minute</w:t>
+        <w:t xml:space="preserve">2. B. 3 ounces per minute</w:t>
       </w:r>
     </w:p>
     <w:p>
@@ -1875,7 +1623,7 @@
           <w:b/>
           <w:bCs/>
         </w:rPr>
-        <w:t xml:space="preserve">3. A. 80 tokens</w:t>
+        <w:t xml:space="preserve">3. C. 80 tokens</w:t>
       </w:r>
     </w:p>
     <w:p>
@@ -1907,7 +1655,7 @@
           <w:b/>
           <w:bCs/>
         </w:rPr>
-        <w:t xml:space="preserve">4. A. 540 widgets</w:t>
+        <w:t xml:space="preserve">4. C. 540 widgets</w:t>
       </w:r>
     </w:p>
     <w:p>
@@ -1939,7 +1687,7 @@
           <w:b/>
           <w:bCs/>
         </w:rPr>
-        <w:t xml:space="preserve">5. A. 2 feet 6 inches</w:t>
+        <w:t xml:space="preserve">5. B. 2 feet 6 inches</w:t>
       </w:r>
     </w:p>
     <w:p>
@@ -2007,7 +1755,7 @@
           <w:b/>
           <w:bCs/>
         </w:rPr>
-        <w:t xml:space="preserve">7. A. 36 tickets</w:t>
+        <w:t xml:space="preserve">7. C. 36 tickets</w:t>
       </w:r>
     </w:p>
     <w:p>
@@ -2039,7 +1787,7 @@
           <w:b/>
           <w:bCs/>
         </w:rPr>
-        <w:t xml:space="preserve">8. A. 80%</w:t>
+        <w:t xml:space="preserve">8. C. 80%</w:t>
       </w:r>
     </w:p>
     <w:p>
@@ -2071,7 +1819,7 @@
           <w:b/>
           <w:bCs/>
         </w:rPr>
-        <w:t xml:space="preserve">9. A. $38,000</w:t>
+        <w:t xml:space="preserve">9. C. $38,000</w:t>
       </w:r>
     </w:p>
     <w:p>
@@ -2103,7 +1851,7 @@
           <w:b/>
           <w:bCs/>
         </w:rPr>
-        <w:t xml:space="preserve">10. A. 18 is the part, 30% is the percent, the class size is the whole</w:t>
+        <w:t xml:space="preserve">10. D. 18 is the part, 30% is the percent, the class size is the whole</w:t>
       </w:r>
     </w:p>
     <w:p>
@@ -2312,7 +2060,14 @@
 <file path=word/styles.xml><?xml version="1.0" encoding="utf-8"?>
 <w:styles xmlns:mc="http://schemas.openxmlformats.org/markup-compatibility/2006" xmlns:r="http://schemas.openxmlformats.org/officeDocument/2006/relationships" xmlns:w="http://schemas.openxmlformats.org/wordprocessingml/2006/main" xmlns:w14="http://schemas.microsoft.com/office/word/2010/wordml" xmlns:w15="http://schemas.microsoft.com/office/word/2012/wordml" mc:Ignorable="w14 w15">
   <w:docDefaults>
-    <w:rPrDefault/>
+    <w:rPrDefault>
+      <w:rPr>
+        <w:rFonts w:ascii="Arial" w:cs="Arial" w:eastAsia="Arial" w:hAnsi="Arial"/>
+        <w:sz w:val="22"/>
+        <w:szCs w:val="22"/>
+        <w:lang w:val="en-US"/>
+      </w:rPr>
+    </w:rPrDefault>
     <w:pPrDefault/>
   </w:docDefaults>
   <w:style w:type="paragraph" w:styleId="Title">
@@ -2330,10 +2085,16 @@
     <w:basedOn w:val="Normal"/>
     <w:next w:val="Normal"/>
     <w:qFormat/>
+    <w:pPr>
+      <w:keepNext/>
+    </w:pPr>
     <w:rPr>
-      <w:color w:val="2E74B5"/>
-      <w:sz w:val="32"/>
-      <w:szCs w:val="32"/>
+      <w:rFonts w:ascii="Arial" w:cs="Arial" w:eastAsia="Arial" w:hAnsi="Arial"/>
+      <w:b/>
+      <w:bCs/>
+      <w:color w:val="183E56"/>
+      <w:sz w:val="34"/>
+      <w:szCs w:val="34"/>
     </w:rPr>
   </w:style>
   <w:style w:type="paragraph" w:styleId="Heading2">
@@ -2341,8 +2102,14 @@
     <w:basedOn w:val="Normal"/>
     <w:next w:val="Normal"/>
     <w:qFormat/>
+    <w:pPr>
+      <w:keepNext/>
+    </w:pPr>
     <w:rPr>
-      <w:color w:val="2E74B5"/>
+      <w:rFonts w:ascii="Arial" w:cs="Arial" w:eastAsia="Arial" w:hAnsi="Arial"/>
+      <w:b/>
+      <w:bCs/>
+      <w:color w:val="176B70"/>
       <w:sz w:val="26"/>
       <w:szCs w:val="26"/>
     </w:rPr>

--- a/lessons/3-8-catchup/homework.docx
+++ b/lessons/3-8-catchup/homework.docx
@@ -1530,348 +1530,6 @@
           <w:color w:val="BBBBBB"/>
         </w:rPr>
         <w:t xml:space="preserve">______________________________________________________________________</w:t>
-      </w:r>
-    </w:p>
-    <w:p>
-      <w:r>
-        <w:br w:type="page"/>
-      </w:r>
-    </w:p>
-    <w:p>
-      <w:pPr>
-        <w:pStyle w:val="Heading1"/>
-        <w:spacing w:after="120"/>
-      </w:pPr>
-      <w:r>
-        <w:rPr>
-          <w:b/>
-          <w:bCs/>
-        </w:rPr>
-        <w:t xml:space="preserve">Answer Key (Teacher)</w:t>
-      </w:r>
-    </w:p>
-    <w:p>
-      <w:pPr>
-        <w:spacing w:after="40" w:before="0"/>
-      </w:pPr>
-      <w:r>
-        <w:rPr>
-          <w:b/>
-          <w:bCs/>
-        </w:rPr>
-        <w:t xml:space="preserve">1. D. 6 for $4.50 — $0.75 each</w:t>
-      </w:r>
-    </w:p>
-    <w:p>
-      <w:pPr>
-        <w:spacing w:after="20" w:before="0"/>
-      </w:pPr>
-      <w:r>
-        <w:t xml:space="preserve">     $4.50 ÷ 6 = $0.75 each. $8.00 ÷ 10 = $0.80 each. $0.75 &lt; $0.80, so 6 for $4.50 is the better buy.</w:t>
-      </w:r>
-    </w:p>
-    <w:p>
-      <w:pPr>
-        <w:spacing w:after="80" w:before="0"/>
-      </w:pPr>
-      <w:r>
-        <w:rPr>
-          <w:i/>
-          <w:iCs/>
-        </w:rPr>
-        <w:t xml:space="preserve">     Watch for: A common mistake when finding the whole is multiplying by the percent instead of dividing. For "$42 is 60% of the original price," computing 0.6 × 42 = $25.20 makes the original price SMALLER than the sale price — impossible for a discount. Since percent × whole = part, the whole is found by dividing: 42 ÷ 0.6 = $70. Whenever the percent is less than 100%, the whole must come out larger than the part, so a smaller answer is the tell.</w:t>
-      </w:r>
-    </w:p>
-    <w:p>
-      <w:pPr>
-        <w:spacing w:after="40" w:before="0"/>
-      </w:pPr>
-      <w:r>
-        <w:rPr>
-          <w:b/>
-          <w:bCs/>
-        </w:rPr>
-        <w:t xml:space="preserve">2. B. 3 ounces per minute</w:t>
-      </w:r>
-    </w:p>
-    <w:p>
-      <w:pPr>
-        <w:spacing w:after="20" w:before="0"/>
-      </w:pPr>
-      <w:r>
-        <w:t xml:space="preserve">     15 ÷ 5 = 3 ounces per minute.</w:t>
-      </w:r>
-    </w:p>
-    <w:p>
-      <w:pPr>
-        <w:spacing w:after="80" w:before="0"/>
-      </w:pPr>
-      <w:r>
-        <w:rPr>
-          <w:i/>
-          <w:iCs/>
-        </w:rPr>
-        <w:t xml:space="preserve">     Watch for: A common mistake when finding the whole is multiplying by the percent instead of dividing. For "$42 is 60% of the original price," computing 0.6 × 42 = $25.20 makes the original price SMALLER than the sale price — impossible for a discount. Since percent × whole = part, the whole is found by dividing: 42 ÷ 0.6 = $70. Whenever the percent is less than 100%, the whole must come out larger than the part, so a smaller answer is the tell.</w:t>
-      </w:r>
-    </w:p>
-    <w:p>
-      <w:pPr>
-        <w:spacing w:after="40" w:before="0"/>
-      </w:pPr>
-      <w:r>
-        <w:rPr>
-          <w:b/>
-          <w:bCs/>
-        </w:rPr>
-        <w:t xml:space="preserve">3. C. 80 tokens</w:t>
-      </w:r>
-    </w:p>
-    <w:p>
-      <w:pPr>
-        <w:spacing w:after="20" w:before="0"/>
-      </w:pPr>
-      <w:r>
-        <w:t xml:space="preserve">     Unit rate: 24 ÷ 3 = 8 tokens per minute. In 10 minutes: 8 × 10 = 80 tokens.</w:t>
-      </w:r>
-    </w:p>
-    <w:p>
-      <w:pPr>
-        <w:spacing w:after="80" w:before="0"/>
-      </w:pPr>
-      <w:r>
-        <w:rPr>
-          <w:i/>
-          <w:iCs/>
-        </w:rPr>
-        <w:t xml:space="preserve">     Watch for: A common mistake when finding the whole is multiplying by the percent instead of dividing. For "$42 is 60% of the original price," computing 0.6 × 42 = $25.20 makes the original price SMALLER than the sale price — impossible for a discount. Since percent × whole = part, the whole is found by dividing: 42 ÷ 0.6 = $70. Whenever the percent is less than 100%, the whole must come out larger than the part, so a smaller answer is the tell.</w:t>
-      </w:r>
-    </w:p>
-    <w:p>
-      <w:pPr>
-        <w:spacing w:after="40" w:before="0"/>
-      </w:pPr>
-      <w:r>
-        <w:rPr>
-          <w:b/>
-          <w:bCs/>
-        </w:rPr>
-        <w:t xml:space="preserve">4. C. 540 widgets</w:t>
-      </w:r>
-    </w:p>
-    <w:p>
-      <w:pPr>
-        <w:spacing w:after="20" w:before="0"/>
-      </w:pPr>
-      <w:r>
-        <w:t xml:space="preserve">     Unit rate: 360 ÷ 8 = 45 widgets per hour. In 12 hours: 45 × 12 = 540 widgets.</w:t>
-      </w:r>
-    </w:p>
-    <w:p>
-      <w:pPr>
-        <w:spacing w:after="80" w:before="0"/>
-      </w:pPr>
-      <w:r>
-        <w:rPr>
-          <w:i/>
-          <w:iCs/>
-        </w:rPr>
-        <w:t xml:space="preserve">     Watch for: A common mistake when finding the whole is multiplying by the percent instead of dividing. For "$42 is 60% of the original price," computing 0.6 × 42 = $25.20 makes the original price SMALLER than the sale price — impossible for a discount. Since percent × whole = part, the whole is found by dividing: 42 ÷ 0.6 = $70. Whenever the percent is less than 100%, the whole must come out larger than the part, so a smaller answer is the tell.</w:t>
-      </w:r>
-    </w:p>
-    <w:p>
-      <w:pPr>
-        <w:spacing w:after="40" w:before="0"/>
-      </w:pPr>
-      <w:r>
-        <w:rPr>
-          <w:b/>
-          <w:bCs/>
-        </w:rPr>
-        <w:t xml:space="preserve">5. B. 2 feet 6 inches</w:t>
-      </w:r>
-    </w:p>
-    <w:p>
-      <w:pPr>
-        <w:spacing w:after="20" w:before="0"/>
-      </w:pPr>
-      <w:r>
-        <w:t xml:space="preserve">     30 ÷ 12 = 2 remainder 6. So 30 inches = 2 feet 6 inches.</w:t>
-      </w:r>
-    </w:p>
-    <w:p>
-      <w:pPr>
-        <w:spacing w:after="80" w:before="0"/>
-      </w:pPr>
-      <w:r>
-        <w:rPr>
-          <w:i/>
-          <w:iCs/>
-        </w:rPr>
-        <w:t xml:space="preserve">     Watch for: A common mistake when finding the whole is multiplying by the percent instead of dividing. For "$42 is 60% of the original price," computing 0.6 × 42 = $25.20 makes the original price SMALLER than the sale price — impossible for a discount. Since percent × whole = part, the whole is found by dividing: 42 ÷ 0.6 = $70. Whenever the percent is less than 100%, the whole must come out larger than the part, so a smaller answer is the tell.</w:t>
-      </w:r>
-    </w:p>
-    <w:p>
-      <w:pPr>
-        <w:spacing w:after="40" w:before="0"/>
-      </w:pPr>
-      <w:r>
-        <w:rPr>
-          <w:b/>
-          <w:bCs/>
-        </w:rPr>
-        <w:t xml:space="preserve">6. (Lesson 3.10) Spot the Common Mistake</w:t>
-      </w:r>
-    </w:p>
-    <w:p>
-      <w:pPr>
-        <w:spacing w:after="20" w:before="0"/>
-      </w:pPr>
-      <w:r>
-        <w:t xml:space="preserve">     The mistake is in Step 3.</w:t>
-      </w:r>
-    </w:p>
-    <w:p>
-      <w:pPr>
-        <w:spacing w:after="20" w:before="0"/>
-      </w:pPr>
-      <w:r>
-        <w:t xml:space="preserve">     Correct work: Ounces are smaller than pounds, so you divide (not multiply): 80 ÷ 16 = 5 pounds. Changing to a bigger unit gives a smaller number.</w:t>
-      </w:r>
-    </w:p>
-    <w:p>
-      <w:pPr>
-        <w:spacing w:after="80" w:before="0"/>
-      </w:pPr>
-      <w:r>
-        <w:t xml:space="preserve">     Watch for: The Operate step multiplied when it should have divided. Pounds are bigger than ounces, so the 80 ounces bundle into 80 ÷ 16 = 5 pounds. An answer of 1,280 pounds should stand out immediately — a container of bolts that weighs 80 ounces is only about 5 pounds.</w:t>
-      </w:r>
-    </w:p>
-    <w:p>
-      <w:pPr>
-        <w:spacing w:after="40" w:before="0"/>
-      </w:pPr>
-      <w:r>
-        <w:rPr>
-          <w:b/>
-          <w:bCs/>
-        </w:rPr>
-        <w:t xml:space="preserve">7. C. 36 tickets</w:t>
-      </w:r>
-    </w:p>
-    <w:p>
-      <w:pPr>
-        <w:spacing w:after="20" w:before="0"/>
-      </w:pPr>
-      <w:r>
-        <w:t xml:space="preserve">     15% of 240 = 0.15 × 240 = 36 tickets saved.</w:t>
-      </w:r>
-    </w:p>
-    <w:p>
-      <w:pPr>
-        <w:spacing w:after="80" w:before="0"/>
-      </w:pPr>
-      <w:r>
-        <w:rPr>
-          <w:i/>
-          <w:iCs/>
-        </w:rPr>
-        <w:t xml:space="preserve">     Watch for: A common mistake when finding the whole is multiplying by the percent instead of dividing. For "$42 is 60% of the original price," computing 0.6 × 42 = $25.20 makes the original price SMALLER than the sale price — impossible for a discount. Since percent × whole = part, the whole is found by dividing: 42 ÷ 0.6 = $70. Whenever the percent is less than 100%, the whole must come out larger than the part, so a smaller answer is the tell.</w:t>
-      </w:r>
-    </w:p>
-    <w:p>
-      <w:pPr>
-        <w:spacing w:after="40" w:before="0"/>
-      </w:pPr>
-      <w:r>
-        <w:rPr>
-          <w:b/>
-          <w:bCs/>
-        </w:rPr>
-        <w:t xml:space="preserve">8. C. 80%</w:t>
-      </w:r>
-    </w:p>
-    <w:p>
-      <w:pPr>
-        <w:spacing w:after="20" w:before="0"/>
-      </w:pPr>
-      <w:r>
-        <w:t xml:space="preserve">     72/90 simplifies to 8/10, and 10 × 10 = 100, so 8 × 10 = 80. That makes 72/90 = 80/100 = 80%.</w:t>
-      </w:r>
-    </w:p>
-    <w:p>
-      <w:pPr>
-        <w:spacing w:after="80" w:before="0"/>
-      </w:pPr>
-      <w:r>
-        <w:rPr>
-          <w:i/>
-          <w:iCs/>
-        </w:rPr>
-        <w:t xml:space="preserve">     Watch for: A common mistake when finding the whole is multiplying by the percent instead of dividing. For "$42 is 60% of the original price," computing 0.6 × 42 = $25.20 makes the original price SMALLER than the sale price — impossible for a discount. Since percent × whole = part, the whole is found by dividing: 42 ÷ 0.6 = $70. Whenever the percent is less than 100%, the whole must come out larger than the part, so a smaller answer is the tell.</w:t>
-      </w:r>
-    </w:p>
-    <w:p>
-      <w:pPr>
-        <w:spacing w:after="40" w:before="0"/>
-      </w:pPr>
-      <w:r>
-        <w:rPr>
-          <w:b/>
-          <w:bCs/>
-        </w:rPr>
-        <w:t xml:space="preserve">9. C. $38,000</w:t>
-      </w:r>
-    </w:p>
-    <w:p>
-      <w:pPr>
-        <w:spacing w:after="20" w:before="0"/>
-      </w:pPr>
-      <w:r>
-        <w:t xml:space="preserve">     Write 0.7v = 26,600 and divide: v = 26,600 ÷ 0.7 = $38,000.</w:t>
-      </w:r>
-    </w:p>
-    <w:p>
-      <w:pPr>
-        <w:spacing w:after="80" w:before="0"/>
-      </w:pPr>
-      <w:r>
-        <w:rPr>
-          <w:i/>
-          <w:iCs/>
-        </w:rPr>
-        <w:t xml:space="preserve">     Watch for: A common mistake when finding the whole is multiplying by the percent instead of dividing. For "$42 is 60% of the original price," computing 0.6 × 42 = $25.20 makes the original price SMALLER than the sale price — impossible for a discount. Since percent × whole = part, the whole is found by dividing: 42 ÷ 0.6 = $70. Whenever the percent is less than 100%, the whole must come out larger than the part, so a smaller answer is the tell.</w:t>
-      </w:r>
-    </w:p>
-    <w:p>
-      <w:pPr>
-        <w:spacing w:after="40" w:before="0"/>
-      </w:pPr>
-      <w:r>
-        <w:rPr>
-          <w:b/>
-          <w:bCs/>
-        </w:rPr>
-        <w:t xml:space="preserve">10. D. 18 is the part, 30% is the percent, the class size is the whole</w:t>
-      </w:r>
-    </w:p>
-    <w:p>
-      <w:pPr>
-        <w:spacing w:after="20" w:before="0"/>
-      </w:pPr>
-      <w:r>
-        <w:t xml:space="preserve">     The known count is the part, the percent describes it, and the missing class size is the whole (100%).</w:t>
-      </w:r>
-    </w:p>
-    <w:p>
-      <w:pPr>
-        <w:spacing w:after="80" w:before="0"/>
-      </w:pPr>
-      <w:r>
-        <w:rPr>
-          <w:i/>
-          <w:iCs/>
-        </w:rPr>
-        <w:t xml:space="preserve">     Watch for: A common mistake when finding the whole is multiplying by the percent instead of dividing. For "$42 is 60% of the original price," computing 0.6 × 42 = $25.20 makes the original price SMALLER than the sale price — impossible for a discount. Since percent × whole = part, the whole is found by dividing: 42 ÷ 0.6 = $70. Whenever the percent is less than 100%, the whole must come out larger than the part, so a smaller answer is the tell.</w:t>
       </w:r>
     </w:p>
     <w:sectPr>
